--- a/results/report.docx
+++ b/results/report.docx
@@ -2776,6 +2776,56 @@
       </w:pPr>
       <w:r>
         <w:rPr>
+          <w:b/>
+          <w:color w:val="16202A"/>
+          <w:sz w:val="21"/>
+        </w:rPr>
+        <w:t>The K views are chosen well, and augmentation does not rescue views that are not.</w:t>
+      </w:r>
+      <w:r>
+        <w:rPr>
+          <w:color w:val="16202A"/>
+          <w:sz w:val="21"/>
+        </w:rPr>
+        <w:t xml:space="preserve"> Every result above uses farthest-point sampling. Repeating the sweep on uniformly random draws — which cover the scene worse (worst gap 5.15 against 3.54) — does </w:t>
+      </w:r>
+      <w:r>
+        <w:rPr>
+          <w:i/>
+          <w:color w:val="16202A"/>
+          <w:sz w:val="21"/>
+        </w:rPr>
+        <w:t>not</w:t>
+      </w:r>
+      <w:r>
+        <w:rPr>
+          <w:color w:val="16202A"/>
+          <w:sz w:val="21"/>
+        </w:rPr>
+        <w:t xml:space="preserve"> give a larger benefit, as a purely coverage-driven account would predict: +0.261 against +0.285 dB at k = 5, and </w:t>
+      </w:r>
+      <w:r>
+        <w:rPr>
+          <w:i/>
+          <w:color w:val="16202A"/>
+          <w:sz w:val="21"/>
+        </w:rPr>
+        <w:t>more</w:t>
+      </w:r>
+      <w:r>
+        <w:rPr>
+          <w:color w:val="16202A"/>
+          <w:sz w:val="21"/>
+        </w:rPr>
+        <w:t xml:space="preserve"> harmful at k = 20 (-0.929 against -0.618). Outpainting widens the frustum of cameras that already exist, so it cannot reach regions a badly-spread set never came near — though that reading is post-hoc. The defensible claim is the negative one.</w:t>
+      </w:r>
+    </w:p>
+    <w:p>
+      <w:pPr>
+        <w:spacing w:after="120"/>
+      </w:pPr>
+      <w:r>
+        <w:rPr>
           <w:color w:val="16202A"/>
           <w:sz w:val="21"/>
         </w:rPr>

--- a/results/report.docx
+++ b/results/report.docx
@@ -43,7 +43,7 @@
           <w:color w:val="16202A"/>
           <w:sz w:val="21"/>
         </w:rPr>
-        <w:t>Mohamed Eyad · Robotics Engineering, Università degli Studi di Genova · 236 controlled training runs, two scenes, single 4 GB GPU</w:t>
+        <w:t>Mohamed Eyad · Robotics Engineering, Università degli Studi di Genova · 242 controlled training runs, two scenes, single 4 GB GPU</w:t>
       </w:r>
     </w:p>
     <w:p>
@@ -2611,6 +2611,41 @@
     </w:p>
     <w:p>
       <w:pPr>
+        <w:spacing w:after="120"/>
+      </w:pPr>
+      <w:r>
+        <w:rPr>
+          <w:b/>
+          <w:color w:val="16202A"/>
+          <w:sz w:val="21"/>
+        </w:rPr>
+        <w:t>The prior survives the training length that kills outpainting.</w:t>
+      </w:r>
+      <w:r>
+        <w:rPr>
+          <w:color w:val="16202A"/>
+          <w:sz w:val="21"/>
+        </w:rPr>
+        <w:t xml:space="preserve"> At 30,000 iterations outpainting at k = 5 is worth -0.078 dB — the +0.285 measured at 7,000 is gone — while the depth prior still returns +0.208 and the combination +0.469. Fabricated pixels lose their value to longer training; a geometric constraint does not. Two caveats run against this: at k = 20 the prior is +0.130 dB at 30,000, no longer clear of the noise floor, and the super-additivity is single-scene — on drjohnson the interaction is +0.075 ± 0.672 dB, additive rather than super-additive. What holds on both scenes is only that it is never </w:t>
+      </w:r>
+      <w:r>
+        <w:rPr>
+          <w:i/>
+          <w:color w:val="16202A"/>
+          <w:sz w:val="21"/>
+        </w:rPr>
+        <w:t>negative</w:t>
+      </w:r>
+      <w:r>
+        <w:rPr>
+          <w:color w:val="16202A"/>
+          <w:sz w:val="21"/>
+        </w:rPr>
+        <w:t>.</w:t>
+      </w:r>
+    </w:p>
+    <w:p>
+      <w:pPr>
         <w:spacing w:before="280"/>
       </w:pPr>
       <w:r>
@@ -2752,7 +2787,7 @@
           <w:color w:val="16202A"/>
           <w:sz w:val="21"/>
         </w:rPr>
-        <w:t xml:space="preserve"> Re-running the two headline cells at 30,000 shows the </w:t>
+        <w:t xml:space="preserve"> Re-running the headline cells at 15,000 and 30,000 shows the </w:t>
       </w:r>
       <w:r>
         <w:rPr>
@@ -2767,7 +2802,7 @@
           <w:color w:val="16202A"/>
           <w:sz w:val="21"/>
         </w:rPr>
-        <w:t xml:space="preserve"> does not survive: outpainting at k = 5 falls from +0.285 to -0.078 dB, while the harm at k = 20 persists (-0.618 to -0.743). The unaugmented baselines fall too (15.20 → 15.04 at k = 5), so 30,000 is past this regime's optimum rather than better converged — few-shot 3DGS overfits long before it. Early stopping is the correct setting here, but the positive result is conditional on it.</w:t>
+        <w:t xml:space="preserve"> decays monotonically: outpainting at k = 5 falls from +0.285 to +0.045 to -0.078 dB, while the harm at k = 20 persists throughout (-0.618 to -0.743). The unaugmented baseline is flat from 7,000 to 15,000 (15.20 → 15.22 at k = 5, inside the noise floor) and lower by 30,000 (15.04), so the setting is not mis-chosen — 30,000 is past this regime's optimum rather than better converged, and few-shot 3DGS overfits long before it. The positive result is nonetheless conditional on early stopping. The depth prior is not: it survives 30,000.</w:t>
       </w:r>
     </w:p>
     <w:p>
@@ -2829,7 +2864,7 @@
           <w:color w:val="16202A"/>
           <w:sz w:val="21"/>
         </w:rPr>
-        <w:t>Three seeds supports a consistency check (|mean| &gt; σ), not a formal significance test. The crossover is bracketed between k = 5 and k = 20, not located. The depth loss weight is upstream's default, untuned for few-shot, so its gain is likely a floor. Depth and the second scene were each swept partially — one scene and one ratio respectively. Both checkpoints tested are SD 1.5-class, the only ones fitting 4 GB; multi-view-consistent generators (Zero123++, SV3D) are the natural next step and are arguably what pose-guided augmentation is really reaching for.</w:t>
+        <w:t>Three seeds supports a consistency check (|mean| &gt; σ), not a formal significance test. The crossover is bracketed between k = 5 and k = 20, not located. The depth loss weight is upstream's default, untuned for few-shot, so its gain is likely a floor. The second scene was swept for outpainting only, at one ratio; the depth prior now covers two scenes and two training lengths. Both checkpoints tested are SD 1.5-class, the only ones fitting 4 GB; multi-view-consistent generators (Zero123++, SV3D) are the natural next step and are arguably what pose-guided augmentation is really reaching for.</w:t>
       </w:r>
     </w:p>
     <w:p>
@@ -2841,7 +2876,7 @@
           <w:color w:val="16202A"/>
           <w:sz w:val="21"/>
         </w:rPr>
-        <w:t xml:space="preserve">All 236 runs, raw metrics, patches and code: </w:t>
+        <w:t xml:space="preserve">All 242 runs, raw metrics, patches and code: </w:t>
       </w:r>
       <w:r>
         <w:rPr>

--- a/results/report.docx
+++ b/results/report.docx
@@ -1125,6 +1125,615 @@
         <w:t xml:space="preserve"> they invent orders them exactly by how much damage they do.</w:t>
       </w:r>
     </w:p>
+    <w:tbl>
+      <w:tblPr>
+        <w:tblStyle w:val="TableGrid"/>
+        <w:tblW w:type="auto" w:w="0"/>
+        <w:jc w:val="center"/>
+        <w:tblLook w:firstColumn="1" w:firstRow="1" w:lastColumn="0" w:lastRow="0" w:noHBand="0" w:noVBand="1" w:val="04A0"/>
+      </w:tblPr>
+      <w:tblGrid>
+        <w:gridCol w:w="1378"/>
+        <w:gridCol w:w="1378"/>
+        <w:gridCol w:w="1378"/>
+        <w:gridCol w:w="1378"/>
+        <w:gridCol w:w="1378"/>
+        <w:gridCol w:w="1378"/>
+        <w:gridCol w:w="1378"/>
+      </w:tblGrid>
+      <w:tr>
+        <w:tc>
+          <w:tcPr>
+            <w:tcW w:type="dxa" w:w="1378"/>
+          </w:tcPr>
+          <w:p>
+            <w:r>
+              <w:rPr>
+                <w:b/>
+                <w:color w:val="5C6E78"/>
+                <w:sz w:val="17"/>
+              </w:rPr>
+              <w:t>Strategy</w:t>
+            </w:r>
+          </w:p>
+        </w:tc>
+        <w:tc>
+          <w:tcPr>
+            <w:tcW w:type="dxa" w:w="1378"/>
+          </w:tcPr>
+          <w:p>
+            <w:r>
+              <w:rPr>
+                <w:b/>
+                <w:color w:val="5C6E78"/>
+                <w:sz w:val="17"/>
+              </w:rPr>
+              <w:t>k = 5</w:t>
+            </w:r>
+          </w:p>
+        </w:tc>
+        <w:tc>
+          <w:tcPr>
+            <w:tcW w:type="dxa" w:w="1378"/>
+          </w:tcPr>
+          <w:p>
+            <w:r>
+              <w:rPr>
+                <w:b/>
+                <w:color w:val="5C6E78"/>
+                <w:sz w:val="17"/>
+              </w:rPr>
+              <w:t>k = 10</w:t>
+            </w:r>
+          </w:p>
+        </w:tc>
+        <w:tc>
+          <w:tcPr>
+            <w:tcW w:type="dxa" w:w="1378"/>
+          </w:tcPr>
+          <w:p>
+            <w:r>
+              <w:rPr>
+                <w:b/>
+                <w:color w:val="5C6E78"/>
+                <w:sz w:val="17"/>
+              </w:rPr>
+              <w:t>k = 20</w:t>
+            </w:r>
+          </w:p>
+        </w:tc>
+        <w:tc>
+          <w:tcPr>
+            <w:tcW w:type="dxa" w:w="1378"/>
+          </w:tcPr>
+          <w:p/>
+        </w:tc>
+        <w:tc>
+          <w:tcPr>
+            <w:tcW w:type="dxa" w:w="1378"/>
+          </w:tcPr>
+          <w:p/>
+        </w:tc>
+        <w:tc>
+          <w:tcPr>
+            <w:tcW w:type="dxa" w:w="1378"/>
+          </w:tcPr>
+          <w:p/>
+        </w:tc>
+      </w:tr>
+      <w:tr>
+        <w:tc>
+          <w:tcPr>
+            <w:tcW w:type="dxa" w:w="1378"/>
+          </w:tcPr>
+          <w:p>
+            <w:r>
+              <w:rPr>
+                <w:b/>
+                <w:color w:val="5C6E78"/>
+                <w:sz w:val="17"/>
+              </w:rPr>
+              <w:t>ΔPSNR</w:t>
+            </w:r>
+          </w:p>
+        </w:tc>
+        <w:tc>
+          <w:tcPr>
+            <w:tcW w:type="dxa" w:w="1378"/>
+          </w:tcPr>
+          <w:p>
+            <w:r>
+              <w:rPr>
+                <w:b/>
+                <w:color w:val="5C6E78"/>
+                <w:sz w:val="17"/>
+              </w:rPr>
+              <w:t>ΔSSIM</w:t>
+            </w:r>
+          </w:p>
+        </w:tc>
+        <w:tc>
+          <w:tcPr>
+            <w:tcW w:type="dxa" w:w="1378"/>
+          </w:tcPr>
+          <w:p>
+            <w:r>
+              <w:rPr>
+                <w:b/>
+                <w:color w:val="5C6E78"/>
+                <w:sz w:val="17"/>
+              </w:rPr>
+              <w:t>ΔPSNR</w:t>
+            </w:r>
+          </w:p>
+        </w:tc>
+        <w:tc>
+          <w:tcPr>
+            <w:tcW w:type="dxa" w:w="1378"/>
+          </w:tcPr>
+          <w:p>
+            <w:r>
+              <w:rPr>
+                <w:b/>
+                <w:color w:val="5C6E78"/>
+                <w:sz w:val="17"/>
+              </w:rPr>
+              <w:t>ΔSSIM</w:t>
+            </w:r>
+          </w:p>
+        </w:tc>
+        <w:tc>
+          <w:tcPr>
+            <w:tcW w:type="dxa" w:w="1378"/>
+          </w:tcPr>
+          <w:p>
+            <w:r>
+              <w:rPr>
+                <w:b/>
+                <w:color w:val="5C6E78"/>
+                <w:sz w:val="17"/>
+              </w:rPr>
+              <w:t>ΔPSNR</w:t>
+            </w:r>
+          </w:p>
+        </w:tc>
+        <w:tc>
+          <w:tcPr>
+            <w:tcW w:type="dxa" w:w="1378"/>
+          </w:tcPr>
+          <w:p>
+            <w:r>
+              <w:rPr>
+                <w:b/>
+                <w:color w:val="5C6E78"/>
+                <w:sz w:val="17"/>
+              </w:rPr>
+              <w:t>ΔSSIM</w:t>
+            </w:r>
+          </w:p>
+        </w:tc>
+        <w:tc>
+          <w:tcPr>
+            <w:tcW w:type="dxa" w:w="1378"/>
+          </w:tcPr>
+          <w:p/>
+        </w:tc>
+      </w:tr>
+      <w:tr>
+        <w:tc>
+          <w:tcPr>
+            <w:tcW w:type="dxa" w:w="1378"/>
+          </w:tcPr>
+          <w:p>
+            <w:r>
+              <w:rPr>
+                <w:color w:val="16202A"/>
+                <w:sz w:val="18"/>
+              </w:rPr>
+              <w:t>Inpainting</w:t>
+            </w:r>
+          </w:p>
+        </w:tc>
+        <w:tc>
+          <w:tcPr>
+            <w:tcW w:type="dxa" w:w="1378"/>
+          </w:tcPr>
+          <w:p>
+            <w:pPr>
+              <w:jc w:val="right"/>
+            </w:pPr>
+            <w:r>
+              <w:rPr>
+                <w:color w:val="1C7C54"/>
+                <w:sz w:val="18"/>
+              </w:rPr>
+              <w:t>+0.029</w:t>
+            </w:r>
+          </w:p>
+        </w:tc>
+        <w:tc>
+          <w:tcPr>
+            <w:tcW w:type="dxa" w:w="1378"/>
+          </w:tcPr>
+          <w:p>
+            <w:pPr>
+              <w:jc w:val="right"/>
+            </w:pPr>
+            <w:r>
+              <w:rPr>
+                <w:color w:val="1C7C54"/>
+                <w:sz w:val="18"/>
+              </w:rPr>
+              <w:t>+0.0032 *</w:t>
+            </w:r>
+          </w:p>
+        </w:tc>
+        <w:tc>
+          <w:tcPr>
+            <w:tcW w:type="dxa" w:w="1378"/>
+          </w:tcPr>
+          <w:p>
+            <w:pPr>
+              <w:jc w:val="right"/>
+            </w:pPr>
+            <w:r>
+              <w:rPr>
+                <w:color w:val="B3452C"/>
+                <w:sz w:val="18"/>
+              </w:rPr>
+              <w:t>-0.141</w:t>
+            </w:r>
+          </w:p>
+        </w:tc>
+        <w:tc>
+          <w:tcPr>
+            <w:tcW w:type="dxa" w:w="1378"/>
+          </w:tcPr>
+          <w:p>
+            <w:pPr>
+              <w:jc w:val="right"/>
+            </w:pPr>
+            <w:r>
+              <w:rPr>
+                <w:color w:val="B3452C"/>
+                <w:sz w:val="18"/>
+              </w:rPr>
+              <w:t>-0.0109 *</w:t>
+            </w:r>
+          </w:p>
+        </w:tc>
+        <w:tc>
+          <w:tcPr>
+            <w:tcW w:type="dxa" w:w="1378"/>
+          </w:tcPr>
+          <w:p>
+            <w:pPr>
+              <w:jc w:val="right"/>
+            </w:pPr>
+            <w:r>
+              <w:rPr>
+                <w:color w:val="B3452C"/>
+                <w:sz w:val="18"/>
+              </w:rPr>
+              <w:t>-0.102 *</w:t>
+            </w:r>
+          </w:p>
+        </w:tc>
+        <w:tc>
+          <w:tcPr>
+            <w:tcW w:type="dxa" w:w="1378"/>
+          </w:tcPr>
+          <w:p>
+            <w:pPr>
+              <w:jc w:val="right"/>
+            </w:pPr>
+            <w:r>
+              <w:rPr>
+                <w:color w:val="B3452C"/>
+                <w:sz w:val="18"/>
+              </w:rPr>
+              <w:t>-0.0096 *</w:t>
+            </w:r>
+          </w:p>
+        </w:tc>
+      </w:tr>
+      <w:tr>
+        <w:tc>
+          <w:tcPr>
+            <w:tcW w:type="dxa" w:w="1378"/>
+          </w:tcPr>
+          <w:p>
+            <w:r>
+              <w:rPr>
+                <w:color w:val="16202A"/>
+                <w:sz w:val="18"/>
+              </w:rPr>
+              <w:t>Outpainting</w:t>
+            </w:r>
+          </w:p>
+        </w:tc>
+        <w:tc>
+          <w:tcPr>
+            <w:tcW w:type="dxa" w:w="1378"/>
+          </w:tcPr>
+          <w:p>
+            <w:pPr>
+              <w:jc w:val="right"/>
+            </w:pPr>
+            <w:r>
+              <w:rPr>
+                <w:color w:val="1C7C54"/>
+                <w:sz w:val="18"/>
+              </w:rPr>
+              <w:t>+0.285 *</w:t>
+            </w:r>
+          </w:p>
+        </w:tc>
+        <w:tc>
+          <w:tcPr>
+            <w:tcW w:type="dxa" w:w="1378"/>
+          </w:tcPr>
+          <w:p>
+            <w:pPr>
+              <w:jc w:val="right"/>
+            </w:pPr>
+            <w:r>
+              <w:rPr>
+                <w:color w:val="B3452C"/>
+                <w:sz w:val="18"/>
+              </w:rPr>
+              <w:t>-0.0054 *</w:t>
+            </w:r>
+          </w:p>
+        </w:tc>
+        <w:tc>
+          <w:tcPr>
+            <w:tcW w:type="dxa" w:w="1378"/>
+          </w:tcPr>
+          <w:p>
+            <w:pPr>
+              <w:jc w:val="right"/>
+            </w:pPr>
+            <w:r>
+              <w:rPr>
+                <w:color w:val="B3452C"/>
+                <w:sz w:val="18"/>
+              </w:rPr>
+              <w:t>-0.003</w:t>
+            </w:r>
+          </w:p>
+        </w:tc>
+        <w:tc>
+          <w:tcPr>
+            <w:tcW w:type="dxa" w:w="1378"/>
+          </w:tcPr>
+          <w:p>
+            <w:pPr>
+              <w:jc w:val="right"/>
+            </w:pPr>
+            <w:r>
+              <w:rPr>
+                <w:color w:val="B3452C"/>
+                <w:sz w:val="18"/>
+              </w:rPr>
+              <w:t>-0.0227 *</w:t>
+            </w:r>
+          </w:p>
+        </w:tc>
+        <w:tc>
+          <w:tcPr>
+            <w:tcW w:type="dxa" w:w="1378"/>
+          </w:tcPr>
+          <w:p>
+            <w:pPr>
+              <w:jc w:val="right"/>
+            </w:pPr>
+            <w:r>
+              <w:rPr>
+                <w:color w:val="B3452C"/>
+                <w:sz w:val="18"/>
+              </w:rPr>
+              <w:t>-0.618 *</w:t>
+            </w:r>
+          </w:p>
+        </w:tc>
+        <w:tc>
+          <w:tcPr>
+            <w:tcW w:type="dxa" w:w="1378"/>
+          </w:tcPr>
+          <w:p>
+            <w:pPr>
+              <w:jc w:val="right"/>
+            </w:pPr>
+            <w:r>
+              <w:rPr>
+                <w:color w:val="B3452C"/>
+                <w:sz w:val="18"/>
+              </w:rPr>
+              <w:t>-0.0400 *</w:t>
+            </w:r>
+          </w:p>
+        </w:tc>
+      </w:tr>
+      <w:tr>
+        <w:tc>
+          <w:tcPr>
+            <w:tcW w:type="dxa" w:w="1378"/>
+          </w:tcPr>
+          <w:p>
+            <w:r>
+              <w:rPr>
+                <w:color w:val="16202A"/>
+                <w:sz w:val="18"/>
+              </w:rPr>
+              <w:t>Pose-guided</w:t>
+            </w:r>
+          </w:p>
+        </w:tc>
+        <w:tc>
+          <w:tcPr>
+            <w:tcW w:type="dxa" w:w="1378"/>
+          </w:tcPr>
+          <w:p>
+            <w:pPr>
+              <w:jc w:val="right"/>
+            </w:pPr>
+            <w:r>
+              <w:rPr>
+                <w:color w:val="B3452C"/>
+                <w:sz w:val="18"/>
+              </w:rPr>
+              <w:t>-1.013 *</w:t>
+            </w:r>
+          </w:p>
+        </w:tc>
+        <w:tc>
+          <w:tcPr>
+            <w:tcW w:type="dxa" w:w="1378"/>
+          </w:tcPr>
+          <w:p>
+            <w:pPr>
+              <w:jc w:val="right"/>
+            </w:pPr>
+            <w:r>
+              <w:rPr>
+                <w:color w:val="B3452C"/>
+                <w:sz w:val="18"/>
+              </w:rPr>
+              <w:t>-0.0990 *</w:t>
+            </w:r>
+          </w:p>
+        </w:tc>
+        <w:tc>
+          <w:tcPr>
+            <w:tcW w:type="dxa" w:w="1378"/>
+          </w:tcPr>
+          <w:p>
+            <w:pPr>
+              <w:jc w:val="right"/>
+            </w:pPr>
+            <w:r>
+              <w:rPr>
+                <w:color w:val="B3452C"/>
+                <w:sz w:val="18"/>
+              </w:rPr>
+              <w:t>-1.451 *</w:t>
+            </w:r>
+          </w:p>
+        </w:tc>
+        <w:tc>
+          <w:tcPr>
+            <w:tcW w:type="dxa" w:w="1378"/>
+          </w:tcPr>
+          <w:p>
+            <w:pPr>
+              <w:jc w:val="right"/>
+            </w:pPr>
+            <w:r>
+              <w:rPr>
+                <w:color w:val="B3452C"/>
+                <w:sz w:val="18"/>
+              </w:rPr>
+              <w:t>-0.1232 *</w:t>
+            </w:r>
+          </w:p>
+        </w:tc>
+        <w:tc>
+          <w:tcPr>
+            <w:tcW w:type="dxa" w:w="1378"/>
+          </w:tcPr>
+          <w:p>
+            <w:pPr>
+              <w:jc w:val="right"/>
+            </w:pPr>
+            <w:r>
+              <w:rPr>
+                <w:color w:val="B3452C"/>
+                <w:sz w:val="18"/>
+              </w:rPr>
+              <w:t>-1.884 *</w:t>
+            </w:r>
+          </w:p>
+        </w:tc>
+        <w:tc>
+          <w:tcPr>
+            <w:tcW w:type="dxa" w:w="1378"/>
+          </w:tcPr>
+          <w:p>
+            <w:pPr>
+              <w:jc w:val="right"/>
+            </w:pPr>
+            <w:r>
+              <w:rPr>
+                <w:color w:val="B3452C"/>
+                <w:sz w:val="18"/>
+              </w:rPr>
+              <w:t>-0.1180 *</w:t>
+            </w:r>
+          </w:p>
+        </w:tc>
+      </w:tr>
+    </w:tbl>
+    <w:p>
+      <w:r>
+        <w:rPr>
+          <w:i/>
+          <w:color w:val="5C6E78"/>
+          <w:sz w:val="17"/>
+        </w:rPr>
+        <w:t>Table 3. All three strategies at the 200% ratio, three seeds, each paired against the same seed's own baseline. Both specified metrics are shown; * marks a mean exceeding its between-seed spread. Showing both metrics is what exposes the qualification below: at k = 5 they disagree.</w:t>
+      </w:r>
+    </w:p>
+    <w:p>
+      <w:pPr>
+        <w:spacing w:after="120"/>
+      </w:pPr>
+      <w:r>
+        <w:rPr>
+          <w:b/>
+          <w:color w:val="16202A"/>
+          <w:sz w:val="21"/>
+        </w:rPr>
+        <w:t>The headline gain is PSNR-only.</w:t>
+      </w:r>
+      <w:r>
+        <w:rPr>
+          <w:color w:val="16202A"/>
+          <w:sz w:val="21"/>
+        </w:rPr>
+        <w:t xml:space="preserve"> Outpainting at k = 5 is worth +0.285 dB but -0.0054 SSIM — small, but consistent across all three seeds. PSNR rewards the reduction in large errors where synthetic coverage fills an unobserved region; SSIM penalises the local structural noise the fabricated pixels introduce. The </w:t>
+      </w:r>
+      <w:r>
+        <w:rPr>
+          <w:i/>
+          <w:color w:val="16202A"/>
+          <w:sz w:val="21"/>
+        </w:rPr>
+        <w:t>ordering</w:t>
+      </w:r>
+      <w:r>
+        <w:rPr>
+          <w:color w:val="16202A"/>
+          <w:sz w:val="21"/>
+        </w:rPr>
+        <w:t xml:space="preserve"> of the three strategies by pose novelty holds on both metrics, and that ordering is this report's central claim. The </w:t>
+      </w:r>
+      <w:r>
+        <w:rPr>
+          <w:i/>
+          <w:color w:val="16202A"/>
+          <w:sz w:val="21"/>
+        </w:rPr>
+        <w:t>sign</w:t>
+      </w:r>
+      <w:r>
+        <w:rPr>
+          <w:color w:val="16202A"/>
+          <w:sz w:val="21"/>
+        </w:rPr>
+        <w:t xml:space="preserve"> of outpainting's benefit at k = 5 does not, and the claim is therefore conditional on the metric as well as on the training length.</w:t>
+      </w:r>
+    </w:p>
     <w:p>
       <w:pPr>
         <w:jc w:val="center"/>
@@ -1534,7 +2143,7 @@
           <w:color w:val="5C6E78"/>
           <w:sz w:val="17"/>
         </w:rPr>
-        <w:t>Table 3. Each control isolates one candidate explanation. All are paired within seed on truck.</w:t>
+        <w:t>Table 4. Each control isolates one candidate explanation. All are paired within seed on truck.</w:t>
       </w:r>
     </w:p>
     <w:p>
@@ -2114,7 +2723,7 @@
           <w:color w:val="5C6E78"/>
           <w:sz w:val="17"/>
         </w:rPr>
-        <w:t>Table 4. Outpainting on both scenes, each paired against its own same-seed baseline. drjohnson (Deep Blending, indoor, 230 views) trains at quarter resolution, so absolute PSNR is not comparable between scenes — the deltas are.</w:t>
+        <w:t>Table 5. Outpainting on both scenes, each paired against its own same-seed baseline. drjohnson (Deep Blending, indoor, 230 views) trains at quarter resolution, so absolute PSNR is not comparable between scenes — the deltas are.</w:t>
       </w:r>
     </w:p>
     <w:p>
@@ -2549,7 +3158,7 @@
           <w:color w:val="5C6E78"/>
           <w:sz w:val="17"/>
         </w:rPr>
-        <w:t>Table 5. A 3×2×2 factorial: subset size × outpainting × depth prior, three seeds, paired within seed. The last row is the interaction — how far + both exceeds the sum of the two applied separately.</w:t>
+        <w:t>Table 6. A 3×2×2 factorial: subset size × outpainting × depth prior, three seeds, paired within seed. The last row is the interaction — how far + both exceeds the sum of the two applied separately.</w:t>
       </w:r>
     </w:p>
     <w:p>

--- a/results/report.docx
+++ b/results/report.docx
@@ -2805,7 +2805,52 @@
           <w:color w:val="16202A"/>
           <w:sz w:val="21"/>
         </w:rPr>
-        <w:t xml:space="preserve"> should never cross over. Monocular depth regularisation is that intervention: a depth network predicts an inverse-depth map per real training photo, anchored to scene scale against the sparse COLMAP points that view observes (median R² 0.964). No camera is invented, no pixel fabricated. Synthetic views receive no depth supervision — estimating depth from a fabricated image to constrain geometry would be circular.</w:t>
+        <w:t xml:space="preserve"> should never cross over. Monocular depth regularisation is that intervention, and it is </w:t>
+      </w:r>
+      <w:r>
+        <w:rPr>
+          <w:b/>
+          <w:color w:val="16202A"/>
+          <w:sz w:val="21"/>
+        </w:rPr>
+        <w:t>prior work, not a contribution here</w:t>
+      </w:r>
+      <w:r>
+        <w:rPr>
+          <w:color w:val="16202A"/>
+          <w:sz w:val="21"/>
+        </w:rPr>
+        <w:t xml:space="preserve">: Chung </w:t>
+      </w:r>
+      <w:r>
+        <w:rPr>
+          <w:i/>
+          <w:color w:val="16202A"/>
+          <w:sz w:val="21"/>
+        </w:rPr>
+        <w:t>et al.</w:t>
+      </w:r>
+      <w:r>
+        <w:rPr>
+          <w:color w:val="16202A"/>
+          <w:sz w:val="21"/>
+        </w:rPr>
+        <w:t xml:space="preserve"> [2] propose the same construction for few-shot 3DGS. It is used as a </w:t>
+      </w:r>
+      <w:r>
+        <w:rPr>
+          <w:b/>
+          <w:color w:val="16202A"/>
+          <w:sz w:val="21"/>
+        </w:rPr>
+        <w:t>control</w:t>
+      </w:r>
+      <w:r>
+        <w:rPr>
+          <w:color w:val="16202A"/>
+          <w:sz w:val="21"/>
+        </w:rPr>
+        <w:t xml:space="preserve"> — the question is not whether a depth prior helps, which is known, but how its behaviour differs from augmentation's on identical subsets, splits and seeds. A depth network predicts an inverse-depth map per real training photo, anchored to scene scale against the sparse COLMAP points that view observes (median R² 0.964). No camera is invented, no pixel fabricated. Synthetic views receive no depth supervision — estimating depth from a fabricated image to constrain geometry would be circular.</w:t>
       </w:r>
     </w:p>
     <w:tbl>
@@ -3478,6 +3523,136 @@
     </w:p>
     <w:p>
       <w:pPr>
+        <w:spacing w:before="200"/>
+      </w:pPr>
+      <w:r>
+        <w:rPr>
+          <w:b/>
+          <w:color w:val="0B6E7F"/>
+          <w:sz w:val="23"/>
+        </w:rPr>
+        <w:t>References</w:t>
+      </w:r>
+    </w:p>
+    <w:p>
+      <w:pPr>
+        <w:spacing w:after="120"/>
+      </w:pPr>
+      <w:r>
+        <w:rPr>
+          <w:color w:val="16202A"/>
+          <w:sz w:val="21"/>
+        </w:rPr>
+        <w:t xml:space="preserve"> [1] Kerbl et al., </w:t>
+      </w:r>
+      <w:r>
+        <w:rPr>
+          <w:i/>
+          <w:color w:val="16202A"/>
+          <w:sz w:val="21"/>
+        </w:rPr>
+        <w:t>3D Gaussian Splatting for Real-Time Radiance Field Rendering</w:t>
+      </w:r>
+      <w:r>
+        <w:rPr>
+          <w:color w:val="16202A"/>
+          <w:sz w:val="21"/>
+        </w:rPr>
+        <w:t xml:space="preserve">, ACM TOG 42(4), 2023, arXiv:2308.04079 — the splatting implementation this builds on. [2] Chung, Oh &amp; Lee, </w:t>
+      </w:r>
+      <w:r>
+        <w:rPr>
+          <w:i/>
+          <w:color w:val="16202A"/>
+          <w:sz w:val="21"/>
+        </w:rPr>
+        <w:t>Depth-Regularized Optimization for 3D Gaussian Splatting in Few-Shot Images</w:t>
+      </w:r>
+      <w:r>
+        <w:rPr>
+          <w:color w:val="16202A"/>
+          <w:sz w:val="21"/>
+        </w:rPr>
+        <w:t xml:space="preserve">, arXiv:2311.13398, 2023 — prior work for the depth prior of § 6, reimplemented here as a control. [3] Rombach et al., </w:t>
+      </w:r>
+      <w:r>
+        <w:rPr>
+          <w:i/>
+          <w:color w:val="16202A"/>
+          <w:sz w:val="21"/>
+        </w:rPr>
+        <w:t>High-Resolution Image Synthesis with Latent Diffusion Models</w:t>
+      </w:r>
+      <w:r>
+        <w:rPr>
+          <w:color w:val="16202A"/>
+          <w:sz w:val="21"/>
+        </w:rPr>
+        <w:t xml:space="preserve">, CVPR 2022, arXiv:2112.10752 — Stable Diffusion. [4] Yang et al., </w:t>
+      </w:r>
+      <w:r>
+        <w:rPr>
+          <w:i/>
+          <w:color w:val="16202A"/>
+          <w:sz w:val="21"/>
+        </w:rPr>
+        <w:t>Depth Anything V2</w:t>
+      </w:r>
+      <w:r>
+        <w:rPr>
+          <w:color w:val="16202A"/>
+          <w:sz w:val="21"/>
+        </w:rPr>
+        <w:t xml:space="preserve">, NeurIPS 2024, arXiv:2406.09414 — monocular depth. [5] Schönberger &amp; Frahm, </w:t>
+      </w:r>
+      <w:r>
+        <w:rPr>
+          <w:i/>
+          <w:color w:val="16202A"/>
+          <w:sz w:val="21"/>
+        </w:rPr>
+        <w:t>Structure-from-Motion Revisited</w:t>
+      </w:r>
+      <w:r>
+        <w:rPr>
+          <w:color w:val="16202A"/>
+          <w:sz w:val="21"/>
+        </w:rPr>
+        <w:t>, CVPR 2016 — COLMAP. [6] Knapitsch et al., ACM TOG 36(4), 2017 — Tanks &amp; Temples (</w:t>
+      </w:r>
+      <w:r>
+        <w:rPr>
+          <w:rFonts w:ascii="Consolas" w:hAnsi="Consolas"/>
+          <w:color w:val="0B6E7F"/>
+          <w:sz w:val="19"/>
+        </w:rPr>
+        <w:t>truck</w:t>
+      </w:r>
+      <w:r>
+        <w:rPr>
+          <w:color w:val="16202A"/>
+          <w:sz w:val="21"/>
+        </w:rPr>
+        <w:t>). [7] Hedman et al., ACM TOG 37(6), 2018 — Deep Blending (</w:t>
+      </w:r>
+      <w:r>
+        <w:rPr>
+          <w:rFonts w:ascii="Consolas" w:hAnsi="Consolas"/>
+          <w:color w:val="0B6E7F"/>
+          <w:sz w:val="19"/>
+        </w:rPr>
+        <w:t>drjohnson</w:t>
+      </w:r>
+      <w:r>
+        <w:rPr>
+          <w:color w:val="16202A"/>
+          <w:sz w:val="21"/>
+        </w:rPr>
+        <w:t xml:space="preserve">). [8] Zhang et al., CVPR 2018, arXiv:1801.03924 — LPIPS. [9] Wang et al., IEEE TIP 13(4), 2004 — SSIM. </w:t>
+      </w:r>
+    </w:p>
+    <w:p>
+      <w:pPr>
         <w:spacing w:after="120"/>
       </w:pPr>
       <w:r>

--- a/results/report.docx
+++ b/results/report.docx
@@ -638,6 +638,26 @@
           <w:sz w:val="17"/>
         </w:rPr>
         <w:t>Table 1. Few-shot floors and the full-data ceiling, three seeds each. The per-view column is what one additional real photograph buys at that point.</w:t>
+      </w:r>
+    </w:p>
+    <w:p>
+      <w:pPr>
+        <w:spacing w:after="120"/>
+      </w:pPr>
+      <w:r>
+        <w:rPr>
+          <w:b/>
+          <w:color w:val="16202A"/>
+          <w:sz w:val="21"/>
+        </w:rPr>
+        <w:t>Cost.</w:t>
+      </w:r>
+      <w:r>
+        <w:rPr>
+          <w:color w:val="16202A"/>
+          <w:sz w:val="21"/>
+        </w:rPr>
+        <w:t xml:space="preserve"> At the 200% ratio and k = 5, training takes 232 s and 1.3 GiB unaugmented, 359 s and 2.1 GiB under outpainting, and 250 s and 1.4 GiB under inpainting. Peak memory tracks the primitive count, so the strategies that add scene area cost 19–58% more than the baseline while inpainting is within 2% of it. Wall-clock time is noisier — the same GPU drives a desktop — and every condition fits in 4 GB.</w:t>
       </w:r>
     </w:p>
     <w:p>
